--- a/labs/lab11/report/report.docx
+++ b/labs/lab11/report/report.docx
@@ -3322,7 +3322,7 @@
         <w:t xml:space="preserve">	</w:t>
       </w:r>
       <w:r>
-        <w:t xml:space="preserve">Королькова А.В., Кулябов Д.С. Лабораторная работа 10. Модель системы массового обслуживания M/M/1/ [Электронный ресурс].</w:t>
+        <w:t xml:space="preserve">Королькова А.В., Кулябов Д.С. Лабораторная работа 11. Модель системы массового обслуживания M/M/1/ [Электронный ресурс].</w:t>
       </w:r>
     </w:p>
     <w:bookmarkEnd w:id="95"/>
